--- a/tasuki-electoral-model/output/docx/TATSUKI_Electoral_Studies_Japanese.docx
+++ b/tasuki-electoral-model/output/docx/TATSUKI_Electoral_Studies_Japanese.docx
@@ -69,7 +69,7 @@
     </w:p>
     <w:p>
       <w:r>
-        <w:t>民主主義的選挙は代議士の説明責任を確保する主要なメカニズムであるが、選挙的制裁の二値的性質（再選か否か）は公約実現のインセンティブとして粗い手段に留まる。本論文では、候補者信任係数を用いた動的実績連動型代議制（TATSUKI: Dynamic Retrospective Delegation with Candidate Trust）を提案する。TATSUKIでは、候補者が重み付き公約ポートフォリオを事前宣言し、任期終了時に第三者評価機関が実現度を査定し、その結果得られる説明責任得点を影響関数によって候補者レベルの信任係数に変換して次回選挙の有効得票数に反映する。ODDプロトコルに準拠したエージェントベースモデルにより多世代選挙動態をシミュレーションし、Polimeterプロジェクト（カナダ連邦3議会期の公約1,050件）およびThomson et al.（2017）の国際データによる実証的較正を行った。TATSUKIは(i)標準選挙と比較して平均説明責任得点を有意に向上させ、(ii)誠実な候補者を有利とする進化的淘汰圧を生じさせ、(iii)敵対的戦略に対してロバスト性を示し、(iv)実世界データへの遡及的適用において実証的実現パターンと整合する反事実的信任軌跡を生成することが確認された。感度分析の結果、凹関数およびシグモイド型影響関数がインセンティブ強度と操作耐性の最適なトレードオフを提供することが明らかになった。</w:t>
+        <w:t>民主主義的選挙は代議士の説明責任を確保する主要なメカニズムであるが、選挙的制裁の二値的性質（再選か否か）は公約実現のインセンティブとして粗い手段に留まる。本論文では、候補者信任係数を用いた統合的知識に基づく透明性信頼調整型評価システム（TATSUKI: Trust-Adjusted Transparent Scoring with Unified Knowledge Integration）を提案する。TATSUKIでは、候補者が重み付き公約ポートフォリオを事前宣言し、任期終了時に第三者評価機関が実現度を査定し、その結果得られる説明責任得点を影響関数によって候補者レベルの信任係数に変換して次回選挙の有効得票数に反映する。ODDプロトコルに準拠したエージェントベースモデルにより多世代選挙動態をシミュレーションし、Polimeterプロジェクト（カナダ連邦3議会期の公約1,050件）およびThomson et al.（2017）の国際データによる実証的較正を行った。TATSUKIは(i)標準選挙と比較して平均説明責任得点を有意に向上させ、(ii)誠実な候補者を有利とする進化的淘汰圧を生じさせ、(iii)敵対的戦略に対してロバスト性を示し、(iv)実世界データへの遡及的適用において実証的実現パターンと整合する反事実的信任軌跡を生成することが確認された。感度分析の結果、凹関数およびシグモイド型影響関数がインセンティブ強度と操作耐性の最適なトレードオフを提供することが明らかになった。</w:t>
       </w:r>
     </w:p>
     <w:p>
@@ -110,7 +110,7 @@
     </w:p>
     <w:p>
       <w:r>
-        <w:t>本論文では、非公式な回顧的投票と公式な制度設計の間のギャップを埋めるTATSUKI（Dynamic Retrospective Delegation with Candidate Trust）を提案する。TATSUKIでは、候補者が選挙時に重み付きの公約ポートフォリオを事前宣言し、独立した評価機関が任期終了時に実現度を査定し、その結果得られる説明責任得点が影響関数を通じて信任係数に変換され、次回選挙での有効得票数に反映される。この調整を個々の有権者の票の重みではなく候補者レベルの信任係数として定式化することで、一人一票の原則との整合性を維持する点が重要である。</w:t>
+        <w:t>本論文では、非公式な回顧的投票と公式な制度設計の間のギャップを埋めるTATSUKI（Trust-Adjusted Transparent Scoring with Unified Knowledge Integration）を提案する。TATSUKIでは、候補者が選挙時に重み付きの公約ポートフォリオを事前宣言し、独立した評価機関が任期終了時に実現度を査定し、その結果得られる説明責任得点が影響関数を通じて信任係数に変換され、次回選挙での有効得票数に反映される。この調整を個々の有権者の票の重みではなく候補者レベルの信任係数として定式化することで、一人一票の原則との整合性を維持する点が重要である。</w:t>
       </w:r>
     </w:p>
     <w:p>
@@ -1227,7 +1227,7 @@
     </w:p>
     <w:p>
       <w:r>
-        <w:t>本論文では、計測された公約実現度に候補者の信任係数を連動させることで回顧的説明責任を制度化する新しい選挙メカニズムであるTATSUKI（Dynamic Retrospective Delegation with Candidate Trust）を導入した。Polimeterプロジェクトの実証的公約実現データおよびThomson et al.（2017）の国際ベンチマークで較正したODD準拠のエージェントベースモデルにより、TATSUKIが説明責任水準を向上させ、誠実な候補者を選択し、敵対的攻略に対してロバスト性を示すことを実証した。カナダ連邦3議会期の実世界データを用いた反事実分析により、TATSUKIが観察された実現パターンと整合する安定的で解釈可能な信任軌跡を生成することが確認された。メカニズムは影響関数の族によりパラメータ化され、凹関数とシグモイド仕様がインセンティブ強度と操作耐性の最良のトレードオフを提供する。信任調整を有権者レベルではなく候補者レベルに定式化することで、TATSUKIは一人一票原則との整合性を維持しつつ、パフォーマンスに基づく選挙的影響力の原理的なメカニズムを導入するものである。</w:t>
+        <w:t>本論文では、計測された公約実現度に候補者の信任係数を連動させることで回顧的説明責任を制度化する新しい選挙メカニズムであるTATSUKI（Trust-Adjusted Transparent Scoring with Unified Knowledge Integration）を導入した。Polimeterプロジェクトの実証的公約実現データおよびThomson et al.（2017）の国際ベンチマークで較正したODD準拠のエージェントベースモデルにより、TATSUKIが説明責任水準を向上させ、誠実な候補者を選択し、敵対的攻略に対してロバスト性を示すことを実証した。カナダ連邦3議会期の実世界データを用いた反事実分析により、TATSUKIが観察された実現パターンと整合する安定的で解釈可能な信任軌跡を生成することが確認された。メカニズムは影響関数の族によりパラメータ化され、凹関数とシグモイド仕様がインセンティブ強度と操作耐性の最良のトレードオフを提供する。信任調整を有権者レベルではなく候補者レベルに定式化することで、TATSUKIは一人一票原則との整合性を維持しつつ、パフォーマンスに基づく選挙的影響力の原理的なメカニズムを導入するものである。</w:t>
       </w:r>
     </w:p>
     <w:p>

--- a/tasuki-electoral-model/output/docx/TATSUKI_Electoral_Studies_Japanese.docx
+++ b/tasuki-electoral-model/output/docx/TATSUKI_Electoral_Studies_Japanese.docx
@@ -141,6 +141,11 @@
     <w:p>
       <w:r>
         <w:t>5. TATSUKIと既存の選挙制度改革提案との体系的比較を行い、理論的位置づけを確立する。</w:t>
+      </w:r>
+    </w:p>
+    <w:p>
+      <w:r>
+        <w:t>6. Polimeterプロジェクト（Pétry &amp; Birch, 2019）および比較政党公約データベース（Thomson et al., 2017）の実証的公約実現データを用いてモデルを較正し、TATSUKIの実世界の政治的帰結に対する予測効果を示す反事実分析を実施する。</w:t>
       </w:r>
     </w:p>
     <w:p>
